--- a/07_SCI_TUST/Chapter01_前言/Figure/圖規劃.docx
+++ b/07_SCI_TUST/Chapter01_前言/Figure/圖規劃.docx
@@ -7,9 +7,9 @@
         <w:rPr>
           <w:rFonts w:ascii="Times New Roman" w:hAnsi="Times New Roman" w:eastAsia="標楷體"/>
           <w:b/>
-          <w:sz w:val="32"/>
+          <w:sz w:val="30"/>
         </w:rPr>
-        <w:t>前言——Figure 規劃</w:t>
+        <w:t>前言圖規劃</w:t>
       </w:r>
     </w:p>
     <w:p>
@@ -17,9 +17,95 @@
         <w:rPr>
           <w:rFonts w:ascii="Times New Roman" w:hAnsi="Times New Roman" w:eastAsia="標楷體"/>
           <w:b w:val="0"/>
-          <w:sz w:val="24"/>
+          <w:sz w:val="23"/>
         </w:rPr>
-        <w:t>本章無圖（Table 1 文獻彙編置於 P2/P3 之間）。</w:t>
+        <w:t>本章無獨立圖；</w:t>
+      </w:r>
+      <w:r>
+        <w:rPr>
+          <w:rFonts w:ascii="Times New Roman" w:hAnsi="Times New Roman" w:eastAsia="標楷體"/>
+          <w:b w:val="0"/>
+          <w:color w:val="C00000"/>
+          <w:sz w:val="23"/>
+        </w:rPr>
+        <w:t>圖4</w:t>
+      </w:r>
+      <w:r>
+        <w:rPr>
+          <w:rFonts w:ascii="Times New Roman" w:hAnsi="Times New Roman" w:eastAsia="標楷體"/>
+          <w:b w:val="0"/>
+          <w:sz w:val="23"/>
+        </w:rPr>
+        <w:t xml:space="preserve"> 之文獻系譜時間軸面板（</w:t>
+      </w:r>
+      <w:r>
+        <w:rPr>
+          <w:rFonts w:ascii="Times New Roman" w:hAnsi="Times New Roman" w:eastAsia="標楷體"/>
+          <w:b w:val="0"/>
+          <w:color w:val="1F4EC8"/>
+          <w:sz w:val="23"/>
+        </w:rPr>
+        <w:t>(Zhang et al., 2025)</w:t>
+      </w:r>
+      <w:r>
+        <w:rPr>
+          <w:rFonts w:ascii="Times New Roman" w:hAnsi="Times New Roman" w:eastAsia="標楷體"/>
+          <w:b w:val="0"/>
+          <w:sz w:val="23"/>
+        </w:rPr>
+        <w:t xml:space="preserve"> Fig.1 戰法，終點紅字 This work）在 P4 引用。可選：P1 現地破壞照片（</w:t>
+      </w:r>
+      <w:r>
+        <w:rPr>
+          <w:rFonts w:ascii="Times New Roman" w:hAnsi="Times New Roman" w:eastAsia="標楷體"/>
+          <w:b w:val="0"/>
+          <w:color w:val="1F4EC8"/>
+          <w:sz w:val="23"/>
+        </w:rPr>
+        <w:t>(Kovacevic et al., 2021)</w:t>
+      </w:r>
+      <w:r>
+        <w:rPr>
+          <w:rFonts w:ascii="Times New Roman" w:hAnsi="Times New Roman" w:eastAsia="標楷體"/>
+          <w:b w:val="0"/>
+          <w:sz w:val="23"/>
+        </w:rPr>
+        <w:t xml:space="preserve"> 戰法——視覺證據強化問題真實性）併入 </w:t>
+      </w:r>
+      <w:r>
+        <w:rPr>
+          <w:rFonts w:ascii="Times New Roman" w:hAnsi="Times New Roman" w:eastAsia="標楷體"/>
+          <w:b w:val="0"/>
+          <w:color w:val="C00000"/>
+          <w:sz w:val="23"/>
+        </w:rPr>
+        <w:t>圖2</w:t>
+      </w:r>
+      <w:r>
+        <w:rPr>
+          <w:rFonts w:ascii="Times New Roman" w:hAnsi="Times New Roman" w:eastAsia="標楷體"/>
+          <w:b w:val="0"/>
+          <w:sz w:val="23"/>
+        </w:rPr>
+        <w:t>。</w:t>
+      </w:r>
+      <w:r>
+        <w:rPr>
+          <w:rFonts w:ascii="Times New Roman" w:hAnsi="Times New Roman" w:eastAsia="標楷體"/>
+          <w:b w:val="0"/>
+          <w:sz w:val="23"/>
+        </w:rPr>
+        <w:t xml:space="preserve">　</w:t>
+      </w:r>
+      <w:r>
+        <w:rPr>
+          <w:rFonts w:ascii="Times New Roman" w:hAnsi="Times New Roman" w:eastAsia="標楷體"/>
+          <w:b w:val="0"/>
+          <w:color w:val="000000"/>
+          <w:sz w:val="21"/>
+          <w:highlight w:val="yellow"/>
+        </w:rPr>
+        <w:t>【重點：系譜面板=前言的視覺化】</w:t>
       </w:r>
     </w:p>
     <w:sectPr>
